--- a/site/files/Phase-Protocol-281-The Quinn Saucer Scout - ball-in-ball floated cabin (Mini Moon doctrine), engine in a flattened spherical gimbal on a channel maglev race, 10 m bicone deflection shell (30° slopes) at 400 rpm, 4 t shell - 15 t interior; top-forward launch, edge-forward cruise; spin is a benefit, not a requirement- Gemini Protocols.docx
+++ b/site/files/Phase-Protocol-281-The Quinn Saucer Scout - ball-in-ball floated cabin (Mini Moon doctrine), engine in a flattened spherical gimbal on a channel maglev race, 10 m bicone deflection shell (30° slopes) at 400 rpm, 4 t shell - 15 t interior; top-forward launch, edge-forward cruise; spin is a benefit, not a requirement- Gemini Protocols.docx
@@ -217,7 +217,7 @@
         <w:rPr>
           <w:sz w:val="22"/>
         </w:rPr>
-        <w:t xml:space="preserve">THE SPEC AS SEATED: outer shell — 10 m bicone, 30° slopes upper and lower, 4 t, spun to 400 rpm (rim 209 m/s, 894 g at the rim). Interior — 15 t total: frame plus cabin, no rim weight band. Cabin — gyroscopic float ball-in-ball (the Mini Moon doctrine flown as a cabin): seals in both shells, 12-point retractable rods centre the inner sphere, bay doors open to vacuum, rods retract, outer sphere on a gyroscopic gimbal. Engine — below the cabin in a flattened spherical gimbal (despin plus steering travel only; full sphere only needed for full rotation); the bearing is channel maglev suspension; race power by contactless resonant transfer (Phase 45 doctrine). Wheels — the AI-and-donkey-proofing glyph: buildable-today placeholder, intermittent spin-up duty only, retracted after spin-up; fabrication drawings carry the maglev. Flight profile — launch top-of-disk-forward on the spin axis, pitch to edge-forward at cruise (30° rim slopes into the debris stream), flip for the top-thruster retro burn. Numbers on record: drive differential 472.7 rpm at the contact; hull angular momentum 2.09×10⁶ kg·m²/s; the 90° cruise pitch-over precesses at 1.4°/s under 50 kN·m (66 s; 33 s at 100 kN·m).</w:t>
+        <w:t>THE SPEC AS SEATED: outer shell — 10 m bicone, 30° slopes upper and lower, 4 t, spun to 400 rpm (rim 209 m/s, 894 g at the rim). Interior — 15 t total: frame plus cabin, no rim weight band. Cabin — gyroscopic float ball-in-ball (the Mini Moon doctrine flown as a cabin): seals in both shells, 12-point retractable rods centre the inner sphere, bay doors open to vacuum, rods retract, outer sphere on a gyroscopic gimbal. Engine — below the cabin in a flattened spherical gimbal (despin plus steering travel only; full sphere only needed for full rotation); the bearing is channel maglev suspension; race power by contactless resonant transfer (Phase 45 doctrine). Wheels — the AI-and-donkey-proofing glyph: buildable-today placeholder, intermittent spin-up duty only, retracted after spin-up; fabrication drawings carry the maglev. Flight profile — launch top-of-disk-forward on the spin axis, pitch to edge-forward at cruise (30° rim slopes into the debris stream), flip for the top-thruster retro burn. Numbers on record: drive differential 511–612 rpm at the contact; hull angular momentum 2.09×10⁶ kg·m²/s; the 90° cruise pitch-over precesses at 1.4°/s under 50 kN·m (66 s; 33 s at 100 kN·m).</w:t>
       </w:r>
     </w:p>
     <w:p>
@@ -239,7 +239,7 @@
         <w:rPr>
           <w:sz w:val="22"/>
         </w:rPr>
-        <w:t xml:space="preserve">STANDING FLAGS (operations law, seated during design): (1) Spin up in the bay — bank the reaction into the bay structure; spun after departure, the reaction lands on the 15 t frame (111–212 rpm by distribution) and the angular-control thrusters ride that frame. (2) The floated sphere drifts under thrust — rods extend and lock for burns; float only in coast; the 12-point rods are the capture system, not just launch centering. (3) Eddy creep across the vacuum gap over weeks — active channel servo or periodic rod re-centring. (4) The wheels' 896 km/h contact speed is a maintenance line under intermittent duty; continuous duty belongs to the maglev race alone.</w:t>
+        <w:t>STANDING FLAGS (operations law, seated during design): (1) Spin up in the bay — bank the reaction into the bay structure; spun after departure, the reaction lands on the 15 t frame (111–212 rpm by distribution) and the angular-control thrusters ride that frame. (2) The floated sphere drifts under thrust — rods extend and lock for burns; float only in coast; the 12-point rods are the capture system, not just launch centering. (3) Eddy creep across the vacuum gap over weeks — active channel servo or periodic rod re-centring. (4) The wheels' 963–1,153 km/h contact speed is a maintenance line under intermittent duty; continuous duty belongs to the maglev race alone.</w:t>
       </w:r>
     </w:p>
     <w:p>
